--- a/docs/acceptance-test/per-user/20-sales.manager.docx
+++ b/docs/acceptance-test/per-user/20-sales.manager.docx
@@ -117,7 +117,7 @@
           <w:sz w:val="18"/>
           <w:szCs w:val="18"/>
         </w:rPr>
-        <w:t xml:space="preserve">  ·  9 checks</w:t>
+        <w:t xml:space="preserve">  ·  10 checks</w:t>
       </w:r>
     </w:p>
     <w:tbl>
@@ -2833,6 +2833,267 @@
                 <w:szCs w:val="19"/>
               </w:rPr>
               <w:t xml:space="preserve">None of them are available.</w:t>
+            </w:r>
+          </w:p>
+        </w:tc>
+        <w:tc>
+          <w:tcPr>
+            <w:tcW w:type="dxa" w:w="620"/>
+            <w:tcBorders>
+              <w:top w:val="single" w:color="C9D0DC" w:sz="4"/>
+              <w:left w:val="single" w:color="C9D0DC" w:sz="4"/>
+              <w:bottom w:val="single" w:color="C9D0DC" w:sz="4"/>
+              <w:right w:val="single" w:color="C9D0DC" w:sz="4"/>
+            </w:tcBorders>
+            <w:tcMar>
+              <w:top w:type="dxa" w:w="70"/>
+              <w:left w:type="dxa" w:w="100"/>
+              <w:bottom w:type="dxa" w:w="70"/>
+              <w:right w:type="dxa" w:w="100"/>
+            </w:tcMar>
+            <w:vAlign w:val="center"/>
+          </w:tcPr>
+          <w:p>
+            <w:pPr>
+              <w:spacing w:after="0" w:before="0" w:line="264"/>
+              <w:jc w:val="center"/>
+            </w:pPr>
+            <w:r>
+              <w:rPr>
+                <w:rFonts w:ascii="Arial" w:cs="Arial" w:eastAsia="Arial" w:hAnsi="Arial"/>
+                <w:sz w:val="30"/>
+                <w:szCs w:val="30"/>
+              </w:rPr>
+              <w:t xml:space="preserve">☐</w:t>
+            </w:r>
+          </w:p>
+        </w:tc>
+        <w:tc>
+          <w:tcPr>
+            <w:tcW w:type="dxa" w:w="620"/>
+            <w:tcBorders>
+              <w:top w:val="single" w:color="C9D0DC" w:sz="4"/>
+              <w:left w:val="single" w:color="C9D0DC" w:sz="4"/>
+              <w:bottom w:val="single" w:color="C9D0DC" w:sz="4"/>
+              <w:right w:val="single" w:color="C9D0DC" w:sz="4"/>
+            </w:tcBorders>
+            <w:tcMar>
+              <w:top w:type="dxa" w:w="70"/>
+              <w:left w:type="dxa" w:w="100"/>
+              <w:bottom w:type="dxa" w:w="70"/>
+              <w:right w:type="dxa" w:w="100"/>
+            </w:tcMar>
+            <w:vAlign w:val="center"/>
+          </w:tcPr>
+          <w:p>
+            <w:pPr>
+              <w:spacing w:after="0" w:before="0" w:line="264"/>
+              <w:jc w:val="center"/>
+            </w:pPr>
+            <w:r>
+              <w:rPr>
+                <w:rFonts w:ascii="Arial" w:cs="Arial" w:eastAsia="Arial" w:hAnsi="Arial"/>
+                <w:sz w:val="30"/>
+                <w:szCs w:val="30"/>
+              </w:rPr>
+              <w:t xml:space="preserve">☐</w:t>
+            </w:r>
+          </w:p>
+        </w:tc>
+        <w:tc>
+          <w:tcPr>
+            <w:tcW w:type="dxa" w:w="620"/>
+            <w:tcBorders>
+              <w:top w:val="single" w:color="C9D0DC" w:sz="4"/>
+              <w:left w:val="single" w:color="C9D0DC" w:sz="4"/>
+              <w:bottom w:val="single" w:color="C9D0DC" w:sz="4"/>
+              <w:right w:val="single" w:color="C9D0DC" w:sz="4"/>
+            </w:tcBorders>
+            <w:tcMar>
+              <w:top w:type="dxa" w:w="70"/>
+              <w:left w:type="dxa" w:w="100"/>
+              <w:bottom w:type="dxa" w:w="70"/>
+              <w:right w:type="dxa" w:w="100"/>
+            </w:tcMar>
+            <w:vAlign w:val="center"/>
+          </w:tcPr>
+          <w:p>
+            <w:pPr>
+              <w:spacing w:after="0" w:before="0" w:line="264"/>
+              <w:jc w:val="center"/>
+            </w:pPr>
+            <w:r>
+              <w:rPr>
+                <w:rFonts w:ascii="Arial" w:cs="Arial" w:eastAsia="Arial" w:hAnsi="Arial"/>
+                <w:sz w:val="30"/>
+                <w:szCs w:val="30"/>
+              </w:rPr>
+              <w:t xml:space="preserve">☐</w:t>
+            </w:r>
+          </w:p>
+        </w:tc>
+        <w:tc>
+          <w:tcPr>
+            <w:tcW w:type="dxa" w:w="2040"/>
+            <w:tcBorders>
+              <w:top w:val="single" w:color="C9D0DC" w:sz="4"/>
+              <w:left w:val="single" w:color="C9D0DC" w:sz="4"/>
+              <w:bottom w:val="single" w:color="C9D0DC" w:sz="4"/>
+              <w:right w:val="single" w:color="C9D0DC" w:sz="4"/>
+            </w:tcBorders>
+            <w:tcMar>
+              <w:top w:type="dxa" w:w="70"/>
+              <w:left w:type="dxa" w:w="100"/>
+              <w:bottom w:type="dxa" w:w="70"/>
+              <w:right w:type="dxa" w:w="100"/>
+            </w:tcMar>
+            <w:vAlign w:val="top"/>
+          </w:tcPr>
+          <w:p>
+            <w:pPr>
+              <w:spacing w:after="0" w:before="0" w:line="264"/>
+            </w:pPr>
+            <w:r>
+              <w:rPr>
+                <w:rFonts w:ascii="Arial" w:cs="Arial" w:eastAsia="Arial" w:hAnsi="Arial"/>
+                <w:sz w:val="19"/>
+                <w:szCs w:val="19"/>
+              </w:rPr>
+              <w:t xml:space="preserve"> </w:t>
+            </w:r>
+          </w:p>
+        </w:tc>
+      </w:tr>
+      <w:tr>
+        <w:trPr>
+          <w:cantSplit/>
+        </w:trPr>
+        <w:tc>
+          <w:tcPr>
+            <w:tcW w:type="dxa" w:w="860"/>
+            <w:tcBorders>
+              <w:top w:val="single" w:color="C9D0DC" w:sz="4"/>
+              <w:left w:val="single" w:color="C9D0DC" w:sz="4"/>
+              <w:bottom w:val="single" w:color="C9D0DC" w:sz="4"/>
+              <w:right w:val="single" w:color="C9D0DC" w:sz="4"/>
+            </w:tcBorders>
+            <w:tcMar>
+              <w:top w:type="dxa" w:w="70"/>
+              <w:left w:type="dxa" w:w="100"/>
+              <w:bottom w:type="dxa" w:w="70"/>
+              <w:right w:type="dxa" w:w="100"/>
+            </w:tcMar>
+            <w:vAlign w:val="top"/>
+          </w:tcPr>
+          <w:p>
+            <w:pPr>
+              <w:spacing w:after="0" w:before="0" w:line="264"/>
+            </w:pPr>
+            <w:r>
+              <w:rPr>
+                <w:rFonts w:ascii="Arial" w:cs="Arial" w:eastAsia="Arial" w:hAnsi="Arial"/>
+                <w:b/>
+                <w:bCs/>
+                <w:color w:val="5B6477"/>
+                <w:sz w:val="16"/>
+                <w:szCs w:val="16"/>
+              </w:rPr>
+              <w:t xml:space="preserve">SM-08</w:t>
+            </w:r>
+          </w:p>
+        </w:tc>
+        <w:tc>
+          <w:tcPr>
+            <w:tcW w:type="dxa" w:w="5480"/>
+            <w:tcBorders>
+              <w:top w:val="single" w:color="C9D0DC" w:sz="4"/>
+              <w:left w:val="single" w:color="C9D0DC" w:sz="4"/>
+              <w:bottom w:val="single" w:color="C9D0DC" w:sz="4"/>
+              <w:right w:val="single" w:color="C9D0DC" w:sz="4"/>
+            </w:tcBorders>
+            <w:tcMar>
+              <w:top w:type="dxa" w:w="70"/>
+              <w:left w:type="dxa" w:w="100"/>
+              <w:bottom w:type="dxa" w:w="70"/>
+              <w:right w:type="dxa" w:w="100"/>
+            </w:tcMar>
+            <w:vAlign w:val="top"/>
+          </w:tcPr>
+          <w:p>
+            <w:pPr>
+              <w:spacing w:after="40" w:before="0" w:line="264"/>
+            </w:pPr>
+            <w:r>
+              <w:rPr>
+                <w:rFonts w:ascii="Arial" w:cs="Arial" w:eastAsia="Arial" w:hAnsi="Arial"/>
+                <w:b/>
+                <w:bCs/>
+                <w:sz w:val="20"/>
+                <w:szCs w:val="20"/>
+              </w:rPr>
+              <w:t xml:space="preserve">Confirm an agent's incentive</w:t>
+            </w:r>
+          </w:p>
+          <w:p>
+            <w:pPr>
+              <w:spacing w:after="40" w:before="0" w:line="264"/>
+            </w:pPr>
+            <w:r>
+              <w:rPr>
+                <w:rFonts w:ascii="Arial" w:cs="Arial" w:eastAsia="Arial" w:hAnsi="Arial"/>
+                <w:i/>
+                <w:iCs/>
+                <w:color w:val="5B6477"/>
+                <w:sz w:val="15"/>
+                <w:szCs w:val="15"/>
+              </w:rPr>
+              <w:t xml:space="preserve">Flow F19 · Agent incentive</w:t>
+            </w:r>
+          </w:p>
+          <w:p>
+            <w:pPr>
+              <w:spacing w:after="20" w:before="0" w:line="264"/>
+            </w:pPr>
+            <w:r>
+              <w:rPr>
+                <w:rFonts w:ascii="Arial" w:cs="Arial" w:eastAsia="Arial" w:hAnsi="Arial"/>
+                <w:color w:val="5B6477"/>
+                <w:sz w:val="19"/>
+                <w:szCs w:val="19"/>
+              </w:rPr>
+              <w:t xml:space="preserve">1.  </w:t>
+            </w:r>
+            <w:r>
+              <w:rPr>
+                <w:rFonts w:ascii="Arial" w:cs="Arial" w:eastAsia="Arial" w:hAnsi="Arial"/>
+                <w:sz w:val="19"/>
+                <w:szCs w:val="19"/>
+              </w:rPr>
+              <w:t xml:space="preserve">Agent Incentives → this month → Jerick Quinto → type 5 (%) → Confirm.</w:t>
+            </w:r>
+          </w:p>
+          <w:p>
+            <w:pPr>
+              <w:spacing w:after="0" w:before="60" w:line="264"/>
+            </w:pPr>
+            <w:r>
+              <w:rPr>
+                <w:rFonts w:ascii="Arial" w:cs="Arial" w:eastAsia="Arial" w:hAnsi="Arial"/>
+                <w:b/>
+                <w:bCs/>
+                <w:color w:val="0B1F3A"/>
+                <w:sz w:val="19"/>
+                <w:szCs w:val="19"/>
+              </w:rPr>
+              <w:t xml:space="preserve">You should see: </w:t>
+            </w:r>
+            <w:r>
+              <w:rPr>
+                <w:rFonts w:ascii="Arial" w:cs="Arial" w:eastAsia="Arial" w:hAnsi="Arial"/>
+                <w:sz w:val="19"/>
+                <w:szCs w:val="19"/>
+              </w:rPr>
+              <w:t xml:space="preserve">The total sales at every branch and the incentive go to the Accounting Associate, the Accounting Head and the Owner.</w:t>
             </w:r>
           </w:p>
         </w:tc>
@@ -3036,7 +3297,7 @@
                 <w:sz w:val="17"/>
                 <w:szCs w:val="17"/>
               </w:rPr>
-              <w:t xml:space="preserve">Passed (of 9)</w:t>
+              <w:t xml:space="preserve">Passed (of 10)</w:t>
             </w:r>
           </w:p>
         </w:tc>
